--- a/doc/MorpheusHypnoLight.docx
+++ b/doc/MorpheusHypnoLight.docx
@@ -185,28 +185,7 @@
         <w:pStyle w:val="bullet2"/>
       </w:pPr>
       <w:r>
-        <w:t>Real-Time</w:t>
-      </w:r>
-      <w:r>
-        <w:t xml:space="preserve"> remote: the </w:t>
-      </w:r>
-      <w:r>
-        <w:t xml:space="preserve">machine is </w:t>
-      </w:r>
-      <w:r>
-        <w:t>contro</w:t>
-      </w:r>
-      <w:r>
-        <w:t>l</w:t>
-      </w:r>
-      <w:r>
-        <w:t>l</w:t>
-      </w:r>
-      <w:r>
-        <w:t>ed</w:t>
-      </w:r>
-      <w:r>
-        <w:t xml:space="preserve"> remotely using BLE or Wifi. In this mode the remote-control program can drive multiple machines.</w:t>
+        <w:t>Real-Time remote: the machine is controlled remotely using BLE or Wifi. In this mode the remote-control program can drive multiple machines.</w:t>
       </w:r>
     </w:p>
     <w:p>
@@ -419,10 +398,11 @@
       </w:pPr>
       <w:r>
         <w:rPr>
+          <w:noProof/>
           <w:lang w:val="fr-FR"/>
         </w:rPr>
         <w:drawing>
-          <wp:inline distT="0" distB="0" distL="0" distR="0" wp14:anchorId="24BE685C" wp14:editId="7EBFADF1">
+          <wp:inline distT="0" distB="0" distL="0" distR="0" wp14:anchorId="24BE685C" wp14:editId="2E7B9AE1">
             <wp:extent cx="2298931" cy="2298931"/>
             <wp:effectExtent l="0" t="0" r="6350" b="6350"/>
             <wp:docPr id="827157238" name="Picture 4"/>
@@ -473,10 +453,7 @@
     </w:p>
     <w:p>
       <w:r>
-        <w:t xml:space="preserve">We are using cold </w:t>
-      </w:r>
-      <w:r>
-        <w:t xml:space="preserve">white </w:t>
+        <w:t xml:space="preserve">We are using cold white </w:t>
       </w:r>
       <w:r>
         <w:t xml:space="preserve">LED </w:t>
@@ -2372,82 +2349,56 @@
     <w:p>
       <w:pPr>
         <w:pStyle w:val="code"/>
-        <w:rPr>
-          <w:lang w:val="fr-FR"/>
-        </w:rPr>
       </w:pPr>
       <w:r>
         <w:t xml:space="preserve">      </w:t>
       </w:r>
       <w:r>
-        <w:rPr>
-          <w:lang w:val="fr-FR"/>
-        </w:rPr>
         <w:t>// etc.</w:t>
       </w:r>
     </w:p>
     <w:p>
       <w:pPr>
         <w:pStyle w:val="code"/>
-        <w:rPr>
-          <w:lang w:val="fr-FR"/>
-        </w:rPr>
-      </w:pPr>
-      <w:r>
-        <w:rPr>
-          <w:lang w:val="fr-FR"/>
-        </w:rPr>
+      </w:pPr>
+      <w:r>
         <w:t xml:space="preserve">    }</w:t>
       </w:r>
     </w:p>
     <w:p>
       <w:pPr>
         <w:pStyle w:val="code"/>
-        <w:rPr>
-          <w:lang w:val="fr-FR"/>
-        </w:rPr>
-      </w:pPr>
-      <w:r>
-        <w:rPr>
-          <w:lang w:val="fr-FR"/>
-        </w:rPr>
+      </w:pPr>
+      <w:r>
         <w:t xml:space="preserve">  }</w:t>
       </w:r>
     </w:p>
     <w:p>
       <w:pPr>
         <w:pStyle w:val="code"/>
-        <w:rPr>
-          <w:lang w:val="fr-FR"/>
-        </w:rPr>
-      </w:pPr>
-      <w:r>
-        <w:rPr>
-          <w:lang w:val="fr-FR"/>
-        </w:rPr>
+      </w:pPr>
+      <w:r>
         <w:t>};</w:t>
       </w:r>
     </w:p>
-    <w:p>
-      <w:pPr>
-        <w:rPr>
-          <w:lang w:val="fr-FR"/>
-        </w:rPr>
-      </w:pPr>
-    </w:p>
+    <w:p/>
     <w:p>
       <w:pPr>
         <w:pStyle w:val="Heading3"/>
-        <w:rPr>
-          <w:lang w:val="fr-FR"/>
-        </w:rPr>
-      </w:pPr>
-      <w:r>
-        <w:rPr>
-          <w:lang w:val="fr-FR"/>
-        </w:rPr>
-        <w:t>Ventilateur de refroidissement</w:t>
-      </w:r>
+      </w:pPr>
+      <w:proofErr w:type="spellStart"/>
+      <w:r>
+        <w:t>Ventilateur</w:t>
+      </w:r>
+      <w:proofErr w:type="spellEnd"/>
+      <w:r>
+        <w:t xml:space="preserve"> de </w:t>
+      </w:r>
+      <w:proofErr w:type="spellStart"/>
+      <w:r>
+        <w:t>refroidissement</w:t>
+      </w:r>
+      <w:proofErr w:type="spellEnd"/>
     </w:p>
     <w:p>
       <w:pPr>
@@ -2596,6 +2547,342 @@
             <w:rStyle w:val="Hyperlink"/>
           </w:rPr>
           <w:t>Arduino | Adafruit I2C Quad Rotary Encoder Breakout | Adafruit Learning System</w:t>
+        </w:r>
+      </w:hyperlink>
+    </w:p>
+    <w:p>
+      <w:pPr>
+        <w:pStyle w:val="bullet1"/>
+      </w:pPr>
+      <w:hyperlink r:id="rId12" w:history="1">
+        <w:r>
+          <w:rPr>
+            <w:rStyle w:val="Hyperlink"/>
+          </w:rPr>
+          <w:t>10pcs 1W 3W 5W high power red/yellow/blue/gr</w:t>
+        </w:r>
+        <w:r>
+          <w:rPr>
+            <w:rStyle w:val="Hyperlink"/>
+          </w:rPr>
+          <w:t>e</w:t>
+        </w:r>
+        <w:r>
+          <w:rPr>
+            <w:rStyle w:val="Hyperlink"/>
+          </w:rPr>
+          <w:t>en/white/warm white/cool white/UV/full spectrum LED emission lamp + 20mm Star PCB - AliExpress</w:t>
+        </w:r>
+      </w:hyperlink>
+    </w:p>
+    <w:p>
+      <w:pPr>
+        <w:pStyle w:val="bullet1"/>
+      </w:pPr>
+      <w:hyperlink r:id="rId13" w:history="1">
+        <w:r>
+          <w:rPr>
+            <w:rStyle w:val="Hyperlink"/>
+          </w:rPr>
+          <w:t xml:space="preserve">10pcs 1W 3W High Power warm white/cool white /natural white/red/green/Blue/Royal blue IR LED with 20mm star </w:t>
+        </w:r>
+        <w:proofErr w:type="spellStart"/>
+        <w:r>
+          <w:rPr>
+            <w:rStyle w:val="Hyperlink"/>
+          </w:rPr>
+          <w:t>pcb</w:t>
+        </w:r>
+        <w:proofErr w:type="spellEnd"/>
+        <w:r>
+          <w:rPr>
+            <w:rStyle w:val="Hyperlink"/>
+          </w:rPr>
+          <w:t xml:space="preserve"> - AliExpress</w:t>
+        </w:r>
+      </w:hyperlink>
+    </w:p>
+    <w:p>
+      <w:pPr>
+        <w:pStyle w:val="bullet1"/>
+      </w:pPr>
+      <w:hyperlink r:id="rId14" w:history="1">
+        <w:r>
+          <w:rPr>
+            <w:rStyle w:val="Hyperlink"/>
+          </w:rPr>
+          <w:t>25pcs/100pcs 1W 3W High Power LED Diodes Warm Cold White/Natural White/Red/Green/Blue/Royal Blue With 20mm White Black PCB - AliExpress</w:t>
+        </w:r>
+      </w:hyperlink>
+    </w:p>
+    <w:p>
+      <w:pPr>
+        <w:pStyle w:val="bullet1"/>
+      </w:pPr>
+      <w:hyperlink r:id="rId15" w:history="1">
+        <w:r>
+          <w:rPr>
+            <w:rStyle w:val="Hyperlink"/>
+          </w:rPr>
+          <w:t>AL8860: 40V</w:t>
+        </w:r>
+        <w:r>
+          <w:rPr>
+            <w:rStyle w:val="Hyperlink"/>
+          </w:rPr>
+          <w:t xml:space="preserve"> </w:t>
+        </w:r>
+        <w:r>
+          <w:rPr>
+            <w:rStyle w:val="Hyperlink"/>
+          </w:rPr>
+          <w:t>1.5A STEP DOWN LED DRIVER WITH INTERNAL SWITCH (AL8860)</w:t>
+        </w:r>
+      </w:hyperlink>
+    </w:p>
+    <w:p>
+      <w:pPr>
+        <w:pStyle w:val="bullet1"/>
+      </w:pPr>
+      <w:hyperlink r:id="rId16" w:history="1">
+        <w:proofErr w:type="spellStart"/>
+        <w:r>
+          <w:rPr>
+            <w:rStyle w:val="Hyperlink"/>
+          </w:rPr>
+          <w:t>PicoBuck</w:t>
+        </w:r>
+        <w:proofErr w:type="spellEnd"/>
+        <w:r>
+          <w:rPr>
+            <w:rStyle w:val="Hyperlink"/>
+          </w:rPr>
+          <w:t xml:space="preserve"> LED Dri</w:t>
+        </w:r>
+        <w:r>
+          <w:rPr>
+            <w:rStyle w:val="Hyperlink"/>
+          </w:rPr>
+          <w:t>v</w:t>
+        </w:r>
+        <w:r>
+          <w:rPr>
+            <w:rStyle w:val="Hyperlink"/>
+          </w:rPr>
+          <w:t xml:space="preserve">er - </w:t>
+        </w:r>
+        <w:proofErr w:type="spellStart"/>
+        <w:r>
+          <w:rPr>
+            <w:rStyle w:val="Hyperlink"/>
+          </w:rPr>
+          <w:t>SparkFun</w:t>
+        </w:r>
+        <w:proofErr w:type="spellEnd"/>
+        <w:r>
+          <w:rPr>
+            <w:rStyle w:val="Hyperlink"/>
+          </w:rPr>
+          <w:t xml:space="preserve"> Electronics</w:t>
+        </w:r>
+      </w:hyperlink>
+    </w:p>
+    <w:p>
+      <w:pPr>
+        <w:pStyle w:val="bullet1"/>
+      </w:pPr>
+      <w:hyperlink r:id="rId17" w:history="1">
+        <w:proofErr w:type="spellStart"/>
+        <w:r>
+          <w:rPr>
+            <w:rStyle w:val="Hyperlink"/>
+          </w:rPr>
+          <w:t>FemtoBuck</w:t>
+        </w:r>
+        <w:proofErr w:type="spellEnd"/>
+        <w:r>
+          <w:rPr>
+            <w:rStyle w:val="Hyperlink"/>
+          </w:rPr>
+          <w:t xml:space="preserve"> LED Driver - </w:t>
+        </w:r>
+        <w:proofErr w:type="spellStart"/>
+        <w:r>
+          <w:rPr>
+            <w:rStyle w:val="Hyperlink"/>
+          </w:rPr>
+          <w:t>SparkFun</w:t>
+        </w:r>
+        <w:proofErr w:type="spellEnd"/>
+        <w:r>
+          <w:rPr>
+            <w:rStyle w:val="Hyperlink"/>
+          </w:rPr>
+          <w:t xml:space="preserve"> Electronics</w:t>
+        </w:r>
+      </w:hyperlink>
+    </w:p>
+    <w:p>
+      <w:pPr>
+        <w:pStyle w:val="bullet1"/>
+      </w:pPr>
+      <w:hyperlink r:id="rId18" w:history="1">
+        <w:proofErr w:type="spellStart"/>
+        <w:r>
+          <w:rPr>
+            <w:rStyle w:val="Hyperlink"/>
+          </w:rPr>
+          <w:t>sparkfun</w:t>
+        </w:r>
+        <w:proofErr w:type="spellEnd"/>
+        <w:r>
+          <w:rPr>
+            <w:rStyle w:val="Hyperlink"/>
+          </w:rPr>
+          <w:t>/</w:t>
+        </w:r>
+        <w:proofErr w:type="spellStart"/>
+        <w:r>
+          <w:rPr>
+            <w:rStyle w:val="Hyperlink"/>
+          </w:rPr>
+          <w:t>FemtoBuck</w:t>
+        </w:r>
+        <w:proofErr w:type="spellEnd"/>
+        <w:r>
+          <w:rPr>
+            <w:rStyle w:val="Hyperlink"/>
+          </w:rPr>
+          <w:t>: 6-36V 350mA constant-current LED driver</w:t>
+        </w:r>
+      </w:hyperlink>
+    </w:p>
+    <w:p>
+      <w:pPr>
+        <w:pStyle w:val="bullet1"/>
+      </w:pPr>
+      <w:hyperlink r:id="rId19" w:history="1">
+        <w:r>
+          <w:rPr>
+            <w:rStyle w:val="Hyperlink"/>
+          </w:rPr>
+          <w:t xml:space="preserve">ESP32 PWM Fan Controller | </w:t>
+        </w:r>
+        <w:proofErr w:type="spellStart"/>
+        <w:r>
+          <w:rPr>
+            <w:rStyle w:val="Hyperlink"/>
+          </w:rPr>
+          <w:t>DroneBot</w:t>
+        </w:r>
+        <w:proofErr w:type="spellEnd"/>
+        <w:r>
+          <w:rPr>
+            <w:rStyle w:val="Hyperlink"/>
+          </w:rPr>
+          <w:t xml:space="preserve"> Workshop</w:t>
+        </w:r>
+      </w:hyperlink>
+    </w:p>
+    <w:p>
+      <w:pPr>
+        <w:pStyle w:val="bullet1"/>
+      </w:pPr>
+      <w:hyperlink r:id="rId20" w:history="1">
+        <w:r>
+          <w:rPr>
+            <w:rStyle w:val="Hyperlink"/>
+          </w:rPr>
+          <w:t>Unit 8Encoder</w:t>
+        </w:r>
+      </w:hyperlink>
+    </w:p>
+    <w:p>
+      <w:pPr>
+        <w:pStyle w:val="bullet1"/>
+      </w:pPr>
+      <w:hyperlink r:id="rId21" w:history="1">
+        <w:r>
+          <w:rPr>
+            <w:rStyle w:val="Hyperlink"/>
+          </w:rPr>
+          <w:t>Overview | Adafruit I2C QT Rotary Encoder | Adafruit Learning System</w:t>
+        </w:r>
+      </w:hyperlink>
+    </w:p>
+    <w:p>
+      <w:pPr>
+        <w:pStyle w:val="bullet1"/>
+      </w:pPr>
+      <w:hyperlink r:id="rId22" w:history="1">
+        <w:r>
+          <w:rPr>
+            <w:rStyle w:val="Hyperlink"/>
+          </w:rPr>
+          <w:t xml:space="preserve">Overview | Adafruit I2C </w:t>
+        </w:r>
+        <w:r>
+          <w:rPr>
+            <w:rStyle w:val="Hyperlink"/>
+          </w:rPr>
+          <w:t>Q</w:t>
+        </w:r>
+        <w:r>
+          <w:rPr>
+            <w:rStyle w:val="Hyperlink"/>
+          </w:rPr>
+          <w:t>uad Rotary Encoder Breakout | Adafruit Learning System</w:t>
+        </w:r>
+      </w:hyperlink>
+    </w:p>
+    <w:p>
+      <w:pPr>
+        <w:pStyle w:val="bullet1"/>
+      </w:pPr>
+      <w:hyperlink r:id="rId23" w:history="1">
+        <w:proofErr w:type="spellStart"/>
+        <w:r>
+          <w:rPr>
+            <w:rStyle w:val="Hyperlink"/>
+          </w:rPr>
+          <w:t>wagiminator</w:t>
+        </w:r>
+        <w:proofErr w:type="spellEnd"/>
+        <w:r>
+          <w:rPr>
+            <w:rStyle w:val="Hyperlink"/>
+          </w:rPr>
+          <w:t>/ATtiny412-I2C-Rotary-Encoder: Rotary Encoder with I²C Interface</w:t>
+        </w:r>
+      </w:hyperlink>
+    </w:p>
+    <w:p>
+      <w:pPr>
+        <w:pStyle w:val="bullet1"/>
+      </w:pPr>
+      <w:hyperlink r:id="rId24" w:history="1">
+        <w:r>
+          <w:rPr>
+            <w:rStyle w:val="Hyperlink"/>
+          </w:rPr>
+          <w:t>MIDI Mix | Akai Professional</w:t>
+        </w:r>
+      </w:hyperlink>
+    </w:p>
+    <w:p>
+      <w:pPr>
+        <w:pStyle w:val="bullet1"/>
+        <w:rPr>
+          <w:lang w:val="fr-FR"/>
+        </w:rPr>
+      </w:pPr>
+      <w:hyperlink r:id="rId25" w:history="1">
+        <w:r>
+          <w:rPr>
+            <w:rStyle w:val="Hyperlink"/>
+            <w:lang w:val="fr-FR"/>
+          </w:rPr>
+          <w:t>Alimentation 24V 5A 120W</w:t>
         </w:r>
       </w:hyperlink>
     </w:p>
@@ -6431,6 +6718,18 @@
       <w:ind w:left="1080"/>
     </w:pPr>
   </w:style>
+  <w:style w:type="character" w:styleId="FollowedHyperlink">
+    <w:name w:val="FollowedHyperlink"/>
+    <w:basedOn w:val="DefaultParagraphFont"/>
+    <w:uiPriority w:val="99"/>
+    <w:semiHidden/>
+    <w:unhideWhenUsed/>
+    <w:rsid w:val="00854F71"/>
+    <w:rPr>
+      <w:color w:val="96607D" w:themeColor="followedHyperlink"/>
+      <w:u w:val="single"/>
+    </w:rPr>
+  </w:style>
 </w:styles>
 </file>
 
